--- a/docs/docx/Tahap-5-Laporan-Akhir.docx
+++ b/docs/docx/Tahap-5-Laporan-Akhir.docx
@@ -2891,6 +2891,42 @@
           </w:p>
         </w:tc>
       </w:tr>
+      <w:tr>
+        <w:tc>
+          <w:tcPr>
+            <w:tcW w:type="dxa" w:w="4824"/>
+          </w:tcPr>
+          <w:p>
+            <w:pPr>
+              <w:spacing w:after="0"/>
+            </w:pPr>
+            <w:r>
+              <w:rPr>
+                <w:b w:val="0"/>
+                <w:sz w:val="19"/>
+              </w:rPr>
+              <w:t>Unduhan</w:t>
+            </w:r>
+          </w:p>
+        </w:tc>
+        <w:tc>
+          <w:tcPr>
+            <w:tcW w:type="dxa" w:w="4824"/>
+          </w:tcPr>
+          <w:p>
+            <w:pPr>
+              <w:spacing w:after="0"/>
+            </w:pPr>
+            <w:r>
+              <w:rPr>
+                <w:b w:val="0"/>
+                <w:sz w:val="19"/>
+              </w:rPr>
+              <w:t>&lt;https://github.com/farrelfaiziaulhaq/payloadhub-ai/releases/tag/v1.0.0&gt;</w:t>
+            </w:r>
+          </w:p>
+        </w:tc>
+      </w:tr>
     </w:tbl>
     <w:p/>
     <w:p>

--- a/docs/docx/Tahap-5-Laporan-Akhir.docx
+++ b/docs/docx/Tahap-5-Laporan-Akhir.docx
@@ -69,7 +69,15 @@
         <w:rPr>
           <w:b w:val="0"/>
         </w:rPr>
-        <w:t xml:space="preserve"> &lt;https://github.com/farrelfaiziaulhaq/payloadhub-ai&gt;</w:t>
+        <w:t xml:space="preserve"> </w:t>
+      </w:r>
+      <w:r>
+        <w:rPr>
+          <w:color w:val="1A4F8B"/>
+          <w:sz w:val="19"/>
+          <w:u w:val="single"/>
+        </w:rPr>
+        <w:t>https://github.com/farrelfaiziaulhaq/payloadhub-ai</w:t>
       </w:r>
     </w:p>
     <w:p>
@@ -2919,10 +2927,11 @@
             </w:pPr>
             <w:r>
               <w:rPr>
-                <w:b w:val="0"/>
-                <w:sz w:val="19"/>
-              </w:rPr>
-              <w:t>&lt;https://github.com/farrelfaiziaulhaq/payloadhub-ai/releases/tag/v1.0.0&gt;</w:t>
+                <w:color w:val="1A4F8B"/>
+                <w:sz w:val="19"/>
+                <w:u w:val="single"/>
+              </w:rPr>
+              <w:t>https://github.com/farrelfaiziaulhaq/payloadhub-ai/releases/tag/v1.0.0</w:t>
             </w:r>
           </w:p>
         </w:tc>

--- a/docs/docx/Tahap-5-Laporan-Akhir.docx
+++ b/docs/docx/Tahap-5-Laporan-Akhir.docx
@@ -263,7 +263,7 @@
         <w:rPr>
           <w:b/>
         </w:rPr>
-        <w:t>APK rilis 55,2 MB</w:t>
+        <w:t>APK rilis 55,5 MB</w:t>
       </w:r>
       <w:r>
         <w:rPr>
@@ -1187,7 +1187,7 @@
                 <w:b w:val="0"/>
                 <w:sz w:val="19"/>
               </w:rPr>
-              <w:t>Satu kolom di bawah 1000 px; tiga kolom di layar lebar</w:t>
+              <w:t>Header mobile, kartu sambutan, alat cepat, satu kolom di ponsel; tiga kolom di layar lebar</w:t>
             </w:r>
           </w:p>
         </w:tc>
@@ -2661,14 +2661,14 @@
                 <w:b w:val="0"/>
                 <w:sz w:val="19"/>
               </w:rPr>
-              <w:t>57.876.933 byte (</w:t>
+              <w:t>58.156.477 byte (</w:t>
             </w:r>
             <w:r>
               <w:rPr>
                 <w:b/>
                 <w:sz w:val="19"/>
               </w:rPr>
-              <w:t>55,2 MB</w:t>
+              <w:t>55,5 MB</w:t>
             </w:r>
             <w:r>
               <w:rPr>
@@ -2712,7 +2712,7 @@
                 <w:color w:val="9C270B"/>
                 <w:sz w:val="19"/>
               </w:rPr>
-              <w:t>7F71676147E77EA323B26D172C99F7BA30C3CF7C0B6252E06263EFDAB15B1479</w:t>
+              <w:t>3114C3AA027C19C6C3BA6FDC564AEF0EAC38062CE359C42F269089651C25811B</w:t>
             </w:r>
           </w:p>
         </w:tc>
@@ -2894,7 +2894,7 @@
                 <w:b w:val="0"/>
                 <w:sz w:val="19"/>
               </w:rPr>
-              <w:t>23 Oktober 2026, 22:14</w:t>
+              <w:t>23 Oktober 2026, 23:37</w:t>
             </w:r>
           </w:p>
         </w:tc>
@@ -3485,6 +3485,43 @@
           </w:p>
         </w:tc>
       </w:tr>
+      <w:tr>
+        <w:tc>
+          <w:tcPr>
+            <w:tcW w:type="dxa" w:w="4824"/>
+          </w:tcPr>
+          <w:p>
+            <w:pPr>
+              <w:spacing w:after="0"/>
+            </w:pPr>
+            <w:r>
+              <w:rPr>
+                <w:b w:val="0"/>
+                <w:sz w:val="19"/>
+              </w:rPr>
+              <w:t>Screenshot mobile (8)</w:t>
+            </w:r>
+          </w:p>
+        </w:tc>
+        <w:tc>
+          <w:tcPr>
+            <w:tcW w:type="dxa" w:w="4824"/>
+          </w:tcPr>
+          <w:p>
+            <w:pPr>
+              <w:spacing w:after="0"/>
+            </w:pPr>
+            <w:r>
+              <w:rPr>
+                <w:rFonts w:ascii="Consolas" w:hAnsi="Consolas"/>
+                <w:color w:val="9C270B"/>
+                <w:sz w:val="19"/>
+              </w:rPr>
+              <w:t>docs/assets/screenshots/mobile-*.png</w:t>
+            </w:r>
+          </w:p>
+        </w:tc>
+      </w:tr>
     </w:tbl>
     <w:p/>
     <w:p>
@@ -4034,7 +4071,7 @@
                 <w:b w:val="0"/>
                 <w:sz w:val="19"/>
               </w:rPr>
-              <w:t>, 55,2 MB</w:t>
+              <w:t>, 55,5 MB</w:t>
             </w:r>
           </w:p>
         </w:tc>
@@ -6613,7 +6650,7 @@
         <w:rPr>
           <w:b w:val="0"/>
         </w:rPr>
-        <w:t>rilis 55,2 MB yang berhasil dibangun. Keterbatasan yang tersisa — terutama</w:t>
+        <w:t>rilis 55,5 MB yang berhasil dibangun. Keterbatasan yang tersisa — terutama</w:t>
       </w:r>
     </w:p>
     <w:p>
@@ -6970,7 +7007,7 @@
                 <w:b w:val="0"/>
                 <w:sz w:val="19"/>
               </w:rPr>
-              <w:t>APK 55,2 MB berhasil dibangun</w:t>
+              <w:t>APK 55,5 MB berhasil dibangun</w:t>
             </w:r>
           </w:p>
         </w:tc>

--- a/docs/docx/Tahap-5-Laporan-Akhir.docx
+++ b/docs/docx/Tahap-5-Laporan-Akhir.docx
@@ -2712,7 +2712,7 @@
                 <w:color w:val="9C270B"/>
                 <w:sz w:val="19"/>
               </w:rPr>
-              <w:t>3114C3AA027C19C6C3BA6FDC564AEF0EAC38062CE359C42F269089651C25811B</w:t>
+              <w:t>302D47DEEB6A9AEAD3153173B1EC8431F94C97BCA61123D690A2267020EE5624</w:t>
             </w:r>
           </w:p>
         </w:tc>
@@ -3518,6 +3518,43 @@
                 <w:sz w:val="19"/>
               </w:rPr>
               <w:t>docs/assets/screenshots/mobile-*.png</w:t>
+            </w:r>
+          </w:p>
+        </w:tc>
+      </w:tr>
+      <w:tr>
+        <w:tc>
+          <w:tcPr>
+            <w:tcW w:type="dxa" w:w="4824"/>
+          </w:tcPr>
+          <w:p>
+            <w:pPr>
+              <w:spacing w:after="0"/>
+            </w:pPr>
+            <w:r>
+              <w:rPr>
+                <w:b w:val="0"/>
+                <w:sz w:val="19"/>
+              </w:rPr>
+              <w:t>Video demo Android</w:t>
+            </w:r>
+          </w:p>
+        </w:tc>
+        <w:tc>
+          <w:tcPr>
+            <w:tcW w:type="dxa" w:w="4824"/>
+          </w:tcPr>
+          <w:p>
+            <w:pPr>
+              <w:spacing w:after="0"/>
+            </w:pPr>
+            <w:r>
+              <w:rPr>
+                <w:rFonts w:ascii="Consolas" w:hAnsi="Consolas"/>
+                <w:color w:val="9C270B"/>
+                <w:sz w:val="19"/>
+              </w:rPr>
+              <w:t>docs/demo/PayloadHub-AI-Demo-Android.mp4</w:t>
             </w:r>
           </w:p>
         </w:tc>
